--- a/landing-page/program-detail/rushford-business-school/msc/04-msc-in-international-business-management.docx
+++ b/landing-page/program-detail/rushford-business-school/msc/04-msc-in-international-business-management.docx
@@ -336,7 +336,7 @@
     </w:p>
     <w:p>
       <w:r>
-        <w:t>Multinational companies do not need people who understand business in one country; they need people who can run it across several. This MSc is built around that requirement: five core management courses, then ten specialization courses covering global leadership strategies, industrial relations, international trade operations, international marketing, and international human resource management.</w:t>
+        <w:t>Multinational companies do not need people who understand business in one country; they need people who can run it across several. This MSc is built around that requirement: five core management courses, then ten specialisation courses covering global leadership strategies, industrial relations, international trade operations, international marketing, and international human resource management.</w:t>
       </w:r>
     </w:p>
     <w:p>
@@ -682,7 +682,7 @@
         <w:pStyle w:val="ListBullet"/>
       </w:pPr>
       <w:r>
-        <w:t>Ten specialization courses covering global leadership strategies, industrial relations, international trade operations, international marketing, and international HRM</w:t>
+        <w:t>Ten specialisation courses covering global leadership strategies, industrial relations, international trade operations, international marketing, and international HRM</w:t>
       </w:r>
     </w:p>
     <w:p>
@@ -985,7 +985,7 @@
     </w:p>
     <w:p>
       <w:r>
-        <w:t>Taggd's 2026 GCC study reports nine in ten employers struggling to find qualified candidates, and roles spanning markets are the hardest to fill from within.</w:t>
+        <w:t>Across the Gulf, employers keep reporting shortages of qualified candidates, and roles spanning markets are the hardest to fill from within.</w:t>
       </w:r>
     </w:p>
     <w:p>

--- a/landing-page/program-detail/rushford-business-school/msc/04-msc-in-international-business-management.docx
+++ b/landing-page/program-detail/rushford-business-school/msc/04-msc-in-international-business-management.docx
@@ -38,7 +38,7 @@
         <w:t xml:space="preserve">Meta Description: </w:t>
       </w:r>
       <w:r>
-        <w:t>12-month online MSc in International Business Management from Rushford Business School. 60 ECTS, AED instalments. Enquire now.</w:t>
+        <w:t>12-month online MSc in International Business Management from Rushford Business School. 60 ECTS, AED installments. Enquire now.</w:t>
       </w:r>
     </w:p>
     <w:p>
@@ -126,7 +126,7 @@
         <w:pStyle w:val="Heading2"/>
       </w:pPr>
       <w:r>
-        <w:t>Programme at a Glance</w:t>
+        <w:t>Program At A Glance</w:t>
       </w:r>
     </w:p>
     <w:tbl>
@@ -331,17 +331,17 @@
         <w:pStyle w:val="Heading2"/>
       </w:pPr>
       <w:r>
-        <w:t>Programme Overview</w:t>
+        <w:t>Program Overview</w:t>
       </w:r>
     </w:p>
     <w:p>
       <w:r>
-        <w:t>Multinational companies do not need people who understand business in one country; they need people who can run it across several. This MSc is built around that requirement: five core management courses, then ten specialisation courses covering global leadership strategies, industrial relations, international trade operations, international marketing, and international human resource management.</w:t>
+        <w:t>Multinational companies do not need people who understand business in one country; they need people who can run it across several. This MSc is built around that requirement: five core management courses, then ten specialization courses covering global leadership strategies, industrial relations, international trade operations, international marketing, and international human resource management.</w:t>
       </w:r>
     </w:p>
     <w:p>
       <w:r>
-        <w:t>The degree runs asynchronously on the e-Campus across twelve months, which suits the exact profile it serves: mid-level managers moving toward multinational roles, founders expanding overseas, and graduates aiming at their first international posting. Three profiles, one timetable.</w:t>
+        <w:t>The degree runs asynchronously on the e-Campus across 12 months, which suits the exact profile it serves: mid-level managers moving toward multinational roles, founders expanding overseas, and graduates aiming at their first international posting. Three profiles, one timetable.</w:t>
       </w:r>
     </w:p>
     <w:p>
@@ -349,7 +349,7 @@
         <w:pStyle w:val="Heading2"/>
       </w:pPr>
       <w:r>
-        <w:t>Why Choose This Programme</w:t>
+        <w:t>Why Choose This Program</w:t>
       </w:r>
     </w:p>
     <w:p>
@@ -362,7 +362,7 @@
     </w:p>
     <w:p>
       <w:r>
-        <w:t>Sixty ECTS in twelve months, for people whose next role is already in the pipeline.</w:t>
+        <w:t>60 ECTS in 12 months, for people whose next role is already in the pipeline.</w:t>
       </w:r>
     </w:p>
     <w:p>
@@ -401,7 +401,7 @@
     </w:p>
     <w:p>
       <w:r>
-        <w:t>Rushford Business School, Switzerland, awards the MSc. All fifteen courses run on the e-Campus.</w:t>
+        <w:t>Rushford Business School, Switzerland, awards the MSc. All 15 courses run on the e-Campus.</w:t>
       </w:r>
     </w:p>
     <w:p>
@@ -409,7 +409,7 @@
         <w:rPr>
           <w:b/>
         </w:rPr>
-        <w:t>Dirham instalments, interest-free</w:t>
+        <w:t>Dirham installments, interest-free</w:t>
       </w:r>
     </w:p>
     <w:p>
@@ -606,7 +606,7 @@
         <w:pStyle w:val="Heading2"/>
       </w:pPr>
       <w:r>
-        <w:t>Programme Structure</w:t>
+        <w:t>Program Structure</w:t>
       </w:r>
     </w:p>
     <w:p>
@@ -616,7 +616,7 @@
     </w:p>
     <w:p>
       <w:r>
-        <w:t>Three blocks across fifteen courses: core management, the international business foundation, and the leadership and research block.</w:t>
+        <w:t>Three blocks across 15 courses: core management, the international business foundation, and the leadership and research block.</w:t>
       </w:r>
     </w:p>
     <w:p>
@@ -649,7 +649,7 @@
         <w:pStyle w:val="ListBullet"/>
       </w:pPr>
       <w:r>
-        <w:t>Organisational Behaviour</w:t>
+        <w:t>Organisational Behavior</w:t>
       </w:r>
     </w:p>
     <w:p>
@@ -682,7 +682,7 @@
         <w:pStyle w:val="ListBullet"/>
       </w:pPr>
       <w:r>
-        <w:t>Ten specialisation courses covering global leadership strategies, industrial relations, international trade operations, international marketing, and international HRM</w:t>
+        <w:t>Ten specialization courses covering global leadership strategies, industrial relations, international trade operations, international marketing, and international HRM</w:t>
       </w:r>
     </w:p>
     <w:p>
@@ -851,7 +851,7 @@
                 <w:b/>
                 <w:sz w:val="20"/>
               </w:rPr>
-              <w:t>Affordable instalments</w:t>
+              <w:t>Affordable installments</w:t>
             </w:r>
           </w:p>
         </w:tc>
@@ -922,7 +922,7 @@
               <w:rPr>
                 <w:sz w:val="20"/>
               </w:rPr>
-              <w:t>Enrolment handled with you, step by step</w:t>
+              <w:t>Enrollment handled with you, step by step</w:t>
             </w:r>
           </w:p>
         </w:tc>
@@ -993,12 +993,12 @@
         <w:rPr>
           <w:b/>
         </w:rPr>
-        <w:t>Twelve months suits mobile careers</w:t>
+        <w:t>12 months suits mobile careers</w:t>
       </w:r>
     </w:p>
     <w:p>
       <w:r>
-        <w:t>People aiming at international postings rarely have two years to spare. One year, asynchronous, keeps everything else moving.</w:t>
+        <w:t>People aiming at international postings rarely have 2 years to spare. 1 year, asynchronous, keeps everything else moving.</w:t>
       </w:r>
     </w:p>
     <w:p>
@@ -1115,7 +1115,7 @@
                 <w:b/>
                 <w:sz w:val="20"/>
               </w:rPr>
-              <w:t>Monthly Instalments</w:t>
+              <w:t>Monthly Installments</w:t>
             </w:r>
           </w:p>
         </w:tc>
@@ -1200,7 +1200,7 @@
         <w:t xml:space="preserve">Request the fee structure: </w:t>
       </w:r>
       <w:r>
-        <w:t>Because fees shift with the intake and the ECTS version chosen, no fixed figure is printed here. Admissions sends a personal breakdown on request, free and without obligation. Across our Master's programmes, totals usually land between AED 16,000 and 40,000.</w:t>
+        <w:t>Because fees shift with the intake and the ECTS version chosen, no fixed figure is printed here. Admissions sends a personal breakdown on request, free and without obligation. Across our Master's programs, totals usually land between AED 16,000 and 40,000.</w:t>
       </w:r>
     </w:p>
     <w:sectPr>
